--- a/Notes.docx
+++ b/Notes.docx
@@ -2,8 +2,62 @@
 <file path=word/document.xml><?xml version="1.0" encoding="utf-8"?>
 <w:document xmlns:wpc="http://schemas.microsoft.com/office/word/2010/wordprocessingCanvas" xmlns:cx="http://schemas.microsoft.com/office/drawing/2014/chartex" xmlns:cx1="http://schemas.microsoft.com/office/drawing/2015/9/8/chartex" xmlns:cx2="http://schemas.microsoft.com/office/drawing/2015/10/21/chartex" xmlns:cx3="http://schemas.microsoft.com/office/drawing/2016/5/9/chartex" xmlns:cx4="http://schemas.microsoft.com/office/drawing/2016/5/10/chartex" xmlns:cx5="http://schemas.microsoft.com/office/drawing/2016/5/11/chartex" xmlns:cx6="http://schemas.microsoft.com/office/drawing/2016/5/12/chartex" xmlns:cx7="http://schemas.microsoft.com/office/drawing/2016/5/13/chartex" xmlns:cx8="http://schemas.microsoft.com/office/drawing/2016/5/14/chartex" xmlns:mc="http://schemas.openxmlformats.org/markup-compatibility/2006" xmlns:aink="http://schemas.microsoft.com/office/drawing/2016/ink" xmlns:am3d="http://schemas.microsoft.com/office/drawing/2017/model3d" xmlns:o="urn:schemas-microsoft-com:office:office" xmlns:r="http://schemas.openxmlformats.org/officeDocument/2006/relationships" xmlns:m="http://schemas.openxmlformats.org/officeDocument/2006/math" xmlns:v="urn:schemas-microsoft-com:vml" xmlns:wp14="http://schemas.microsoft.com/office/word/2010/wordprocessingDrawing" xmlns:wp="http://schemas.openxmlformats.org/drawingml/2006/wordprocessingDrawing" xmlns:w10="urn:schemas-microsoft-com:office:word" xmlns:w="http://schemas.openxmlformats.org/wordprocessingml/2006/main" xmlns:w14="http://schemas.microsoft.com/office/word/2010/wordml" xmlns:w15="http://schemas.microsoft.com/office/word/2012/wordml" xmlns:w16cid="http://schemas.microsoft.com/office/word/2016/wordml/cid" xmlns:w16se="http://schemas.microsoft.com/office/word/2015/wordml/symex" xmlns:wpg="http://schemas.microsoft.com/office/word/2010/wordprocessingGroup" xmlns:wpi="http://schemas.microsoft.com/office/word/2010/wordprocessingInk" xmlns:wne="http://schemas.microsoft.com/office/word/2006/wordml" xmlns:wps="http://schemas.microsoft.com/office/word/2010/wordprocessingShape" mc:Ignorable="w14 w15 w16se w16cid wp14">
   <w:body>
+    <w:p>
+      <w:r>
+        <w:t xml:space="preserve"> </w:t>
+      </w:r>
+    </w:p>
+    <w:p>
+      <w:pPr>
+        <w:pStyle w:val="ListParagraph"/>
+        <w:numPr>
+          <w:ilvl w:val="0"/>
+          <w:numId w:val="1"/>
+        </w:numPr>
+      </w:pPr>
+      <w:r>
+        <w:t xml:space="preserve">Change publication </w:t>
+      </w:r>
+      <w:proofErr w:type="gramStart"/>
+      <w:r>
+        <w:t>to ????</w:t>
+      </w:r>
+      <w:proofErr w:type="gramEnd"/>
+    </w:p>
+    <w:p>
+      <w:pPr>
+        <w:pStyle w:val="ListParagraph"/>
+        <w:numPr>
+          <w:ilvl w:val="0"/>
+          <w:numId w:val="1"/>
+        </w:numPr>
+      </w:pPr>
+      <w:r>
+        <w:t>Create dropdown menu, where pages that only have one link only show themselves</w:t>
+      </w:r>
+    </w:p>
+    <w:p>
+      <w:pPr>
+        <w:pStyle w:val="ListParagraph"/>
+        <w:numPr>
+          <w:ilvl w:val="0"/>
+          <w:numId w:val="1"/>
+        </w:numPr>
+      </w:pPr>
+      <w:r>
+        <w:t>Remake Logo to Fit Color Scheme</w:t>
+      </w:r>
+      <w:r>
+        <w:t xml:space="preserve"> (done but need something better)</w:t>
+      </w:r>
+    </w:p>
     <w:p/>
     <w:p>
+      <w:r>
+        <w:t>Shit to do:</w:t>
+      </w:r>
+    </w:p>
+    <w:p>
       <w:pPr>
         <w:pStyle w:val="ListParagraph"/>
         <w:numPr>
@@ -12,7 +66,7 @@
         </w:numPr>
       </w:pPr>
       <w:r>
-        <w:t>Change publication to ????</w:t>
+        <w:t>Dropdown Menu</w:t>
       </w:r>
     </w:p>
     <w:p>
@@ -24,7 +78,13 @@
         </w:numPr>
       </w:pPr>
       <w:r>
-        <w:t>Create dropdown menu, where pages that only have one link only show themselves</w:t>
+        <w:t>About Me Page</w:t>
+      </w:r>
+      <w:r>
+        <w:t xml:space="preserve"> (Needs photo, button formatting, </w:t>
+      </w:r>
+      <w:r>
+        <w:t>completed dropdown)</w:t>
       </w:r>
     </w:p>
     <w:p>
@@ -36,307 +96,412 @@
         </w:numPr>
       </w:pPr>
       <w:r>
-        <w:t>Remake Logo to Fit Color Scheme</w:t>
-      </w:r>
-      <w:r>
-        <w:t xml:space="preserve"> (done but need something better)</w:t>
+        <w:t>Dropdown Menus</w:t>
+      </w:r>
+    </w:p>
+    <w:p>
+      <w:pPr>
+        <w:pStyle w:val="ListParagraph"/>
+        <w:numPr>
+          <w:ilvl w:val="0"/>
+          <w:numId w:val="1"/>
+        </w:numPr>
+      </w:pPr>
+      <w:r>
+        <w:t>Nav Pages</w:t>
+      </w:r>
+    </w:p>
+    <w:p>
+      <w:pPr>
+        <w:pStyle w:val="ListParagraph"/>
+        <w:numPr>
+          <w:ilvl w:val="0"/>
+          <w:numId w:val="1"/>
+        </w:numPr>
+      </w:pPr>
+      <w:r>
+        <w:t>Content Pages</w:t>
+      </w:r>
+    </w:p>
+    <w:p>
+      <w:pPr>
+        <w:pStyle w:val="ListParagraph"/>
+        <w:numPr>
+          <w:ilvl w:val="0"/>
+          <w:numId w:val="1"/>
+        </w:numPr>
+      </w:pPr>
+      <w:r>
+        <w:t>Resume Page</w:t>
+      </w:r>
+    </w:p>
+    <w:p>
+      <w:r>
+        <w:t>Section Content</w:t>
+      </w:r>
+    </w:p>
+    <w:p>
+      <w:r>
+        <w:t>Data Viz</w:t>
+      </w:r>
+    </w:p>
+    <w:p>
+      <w:pPr>
+        <w:pStyle w:val="ListParagraph"/>
+        <w:numPr>
+          <w:ilvl w:val="0"/>
+          <w:numId w:val="2"/>
+        </w:numPr>
+      </w:pPr>
+      <w:r>
+        <w:t>Bestselling albums</w:t>
+      </w:r>
+    </w:p>
+    <w:p>
+      <w:pPr>
+        <w:pStyle w:val="ListParagraph"/>
+        <w:numPr>
+          <w:ilvl w:val="1"/>
+          <w:numId w:val="2"/>
+        </w:numPr>
+      </w:pPr>
+      <w:r>
+        <w:t>March-April 2020: Sophomore Year</w:t>
+      </w:r>
+    </w:p>
+    <w:p>
+      <w:pPr>
+        <w:pStyle w:val="ListParagraph"/>
+        <w:numPr>
+          <w:ilvl w:val="0"/>
+          <w:numId w:val="2"/>
+        </w:numPr>
+      </w:pPr>
+      <w:r>
+        <w:t>Lupus</w:t>
+      </w:r>
+    </w:p>
+    <w:p>
+      <w:pPr>
+        <w:pStyle w:val="ListParagraph"/>
+        <w:numPr>
+          <w:ilvl w:val="1"/>
+          <w:numId w:val="2"/>
+        </w:numPr>
+      </w:pPr>
+      <w:r>
+        <w:t>January-March 2020: Sophomore Year</w:t>
+      </w:r>
+    </w:p>
+    <w:p>
+      <w:pPr>
+        <w:pStyle w:val="ListParagraph"/>
+        <w:numPr>
+          <w:ilvl w:val="0"/>
+          <w:numId w:val="2"/>
+        </w:numPr>
+      </w:pPr>
+      <w:r>
+        <w:t>Endangered Species</w:t>
+      </w:r>
+    </w:p>
+    <w:p>
+      <w:pPr>
+        <w:pStyle w:val="ListParagraph"/>
+        <w:numPr>
+          <w:ilvl w:val="1"/>
+          <w:numId w:val="2"/>
+        </w:numPr>
+      </w:pPr>
+      <w:r>
+        <w:t>December 2019: Sophomore Year</w:t>
+      </w:r>
+    </w:p>
+    <w:p>
+      <w:pPr>
+        <w:pStyle w:val="ListParagraph"/>
+        <w:numPr>
+          <w:ilvl w:val="0"/>
+          <w:numId w:val="2"/>
+        </w:numPr>
+      </w:pPr>
+      <w:r>
+        <w:t>IMBD Dashboards</w:t>
+      </w:r>
+    </w:p>
+    <w:p>
+      <w:pPr>
+        <w:pStyle w:val="ListParagraph"/>
+        <w:numPr>
+          <w:ilvl w:val="1"/>
+          <w:numId w:val="2"/>
+        </w:numPr>
+      </w:pPr>
+      <w:r>
+        <w:t>October 2019: Sophomore Year</w:t>
+      </w:r>
+    </w:p>
+    <w:p>
+      <w:pPr>
+        <w:pStyle w:val="ListParagraph"/>
+        <w:numPr>
+          <w:ilvl w:val="0"/>
+          <w:numId w:val="2"/>
+        </w:numPr>
+      </w:pPr>
+      <w:r>
+        <w:t>Meteor Impacts</w:t>
+      </w:r>
+    </w:p>
+    <w:p>
+      <w:pPr>
+        <w:pStyle w:val="ListParagraph"/>
+        <w:numPr>
+          <w:ilvl w:val="1"/>
+          <w:numId w:val="2"/>
+        </w:numPr>
+      </w:pPr>
+      <w:r>
+        <w:t>September 2019: Sophomore Year</w:t>
+      </w:r>
+    </w:p>
+    <w:p>
+      <w:pPr>
+        <w:pStyle w:val="ListParagraph"/>
+        <w:numPr>
+          <w:ilvl w:val="0"/>
+          <w:numId w:val="2"/>
+        </w:numPr>
+      </w:pPr>
+      <w:r>
+        <w:t>UPS Financial Dashboards</w:t>
+      </w:r>
+    </w:p>
+    <w:p>
+      <w:pPr>
+        <w:pStyle w:val="ListParagraph"/>
+        <w:numPr>
+          <w:ilvl w:val="1"/>
+          <w:numId w:val="2"/>
+        </w:numPr>
+      </w:pPr>
+      <w:r>
+        <w:t>June-August 2019: Rising Sophomore</w:t>
+      </w:r>
+    </w:p>
+    <w:p>
+      <w:pPr>
+        <w:pStyle w:val="ListParagraph"/>
+        <w:numPr>
+          <w:ilvl w:val="0"/>
+          <w:numId w:val="2"/>
+        </w:numPr>
+      </w:pPr>
+      <w:r>
+        <w:t>UPS Package Unload</w:t>
+      </w:r>
+    </w:p>
+    <w:p>
+      <w:pPr>
+        <w:pStyle w:val="ListParagraph"/>
+        <w:numPr>
+          <w:ilvl w:val="1"/>
+          <w:numId w:val="2"/>
+        </w:numPr>
+      </w:pPr>
+      <w:r>
+        <w:t>June 2019: Rising Sophomore</w:t>
+      </w:r>
+    </w:p>
+    <w:p>
+      <w:pPr>
+        <w:pStyle w:val="ListParagraph"/>
+        <w:numPr>
+          <w:ilvl w:val="0"/>
+          <w:numId w:val="2"/>
+        </w:numPr>
+      </w:pPr>
+      <w:r>
+        <w:t>Top 10 Directors</w:t>
+      </w:r>
+    </w:p>
+    <w:p>
+      <w:pPr>
+        <w:pStyle w:val="ListParagraph"/>
+        <w:numPr>
+          <w:ilvl w:val="1"/>
+          <w:numId w:val="2"/>
+        </w:numPr>
+      </w:pPr>
+      <w:r>
+        <w:t>October 2018: Freshman Year</w:t>
+      </w:r>
+    </w:p>
+    <w:p>
+      <w:r>
+        <w:t>3D Modeling</w:t>
+      </w:r>
+    </w:p>
+    <w:p>
+      <w:pPr>
+        <w:pStyle w:val="ListParagraph"/>
+        <w:numPr>
+          <w:ilvl w:val="0"/>
+          <w:numId w:val="3"/>
+        </w:numPr>
+      </w:pPr>
+      <w:r>
+        <w:t>3D Rendered Kitchen</w:t>
+      </w:r>
+    </w:p>
+    <w:p>
+      <w:pPr>
+        <w:pStyle w:val="ListParagraph"/>
+        <w:numPr>
+          <w:ilvl w:val="1"/>
+          <w:numId w:val="3"/>
+        </w:numPr>
+      </w:pPr>
+      <w:r>
+        <w:t>November 2019: Sophomore Year</w:t>
+      </w:r>
+    </w:p>
+    <w:p>
+      <w:pPr>
+        <w:pStyle w:val="ListParagraph"/>
+        <w:numPr>
+          <w:ilvl w:val="0"/>
+          <w:numId w:val="3"/>
+        </w:numPr>
+      </w:pPr>
+      <w:r>
+        <w:t>Telephone</w:t>
+      </w:r>
+    </w:p>
+    <w:p>
+      <w:pPr>
+        <w:pStyle w:val="ListParagraph"/>
+        <w:numPr>
+          <w:ilvl w:val="1"/>
+          <w:numId w:val="3"/>
+        </w:numPr>
+      </w:pPr>
+      <w:r>
+        <w:t>August 2019L: Sophomore Year</w:t>
+      </w:r>
+    </w:p>
+    <w:p>
+      <w:pPr>
+        <w:pStyle w:val="ListParagraph"/>
+        <w:numPr>
+          <w:ilvl w:val="0"/>
+          <w:numId w:val="3"/>
+        </w:numPr>
+      </w:pPr>
+      <w:r>
+        <w:t>Child’s Bathroom</w:t>
+      </w:r>
+    </w:p>
+    <w:p>
+      <w:pPr>
+        <w:pStyle w:val="ListParagraph"/>
+        <w:numPr>
+          <w:ilvl w:val="1"/>
+          <w:numId w:val="3"/>
+        </w:numPr>
+      </w:pPr>
+      <w:r>
+        <w:t>March-April 2019: Freshman Year</w:t>
+      </w:r>
+    </w:p>
+    <w:p>
+      <w:pPr>
+        <w:pStyle w:val="ListParagraph"/>
+        <w:numPr>
+          <w:ilvl w:val="0"/>
+          <w:numId w:val="3"/>
+        </w:numPr>
+      </w:pPr>
+      <w:bookmarkStart w:id="0" w:name="_GoBack"/>
+      <w:r>
+        <w:t>“</w:t>
+      </w:r>
+      <w:proofErr w:type="spellStart"/>
+      <w:proofErr w:type="gramStart"/>
+      <w:r>
+        <w:t>Pot”ted</w:t>
+      </w:r>
+      <w:proofErr w:type="spellEnd"/>
+      <w:proofErr w:type="gramEnd"/>
+      <w:r>
+        <w:t xml:space="preserve"> Tomato Plant</w:t>
+      </w:r>
+    </w:p>
+    <w:bookmarkEnd w:id="0"/>
+    <w:p>
+      <w:pPr>
+        <w:pStyle w:val="ListParagraph"/>
+        <w:numPr>
+          <w:ilvl w:val="1"/>
+          <w:numId w:val="3"/>
+        </w:numPr>
+      </w:pPr>
+      <w:r>
+        <w:t>March 2019: Freshman Year</w:t>
+      </w:r>
+    </w:p>
+    <w:p>
+      <w:pPr>
+        <w:pStyle w:val="ListParagraph"/>
+        <w:numPr>
+          <w:ilvl w:val="0"/>
+          <w:numId w:val="3"/>
+        </w:numPr>
+      </w:pPr>
+      <w:r>
+        <w:lastRenderedPageBreak/>
+        <w:t>Death Character Model</w:t>
+      </w:r>
+    </w:p>
+    <w:p>
+      <w:pPr>
+        <w:pStyle w:val="ListParagraph"/>
+        <w:numPr>
+          <w:ilvl w:val="1"/>
+          <w:numId w:val="3"/>
+        </w:numPr>
+      </w:pPr>
+      <w:r>
+        <w:t>February 2019: Freshman Year</w:t>
+      </w:r>
+    </w:p>
+    <w:p>
+      <w:pPr>
+        <w:pStyle w:val="ListParagraph"/>
+        <w:numPr>
+          <w:ilvl w:val="0"/>
+          <w:numId w:val="3"/>
+        </w:numPr>
+      </w:pPr>
+      <w:r>
+        <w:t>Lincoln Memorial</w:t>
+      </w:r>
+    </w:p>
+    <w:p>
+      <w:pPr>
+        <w:pStyle w:val="ListParagraph"/>
+        <w:numPr>
+          <w:ilvl w:val="1"/>
+          <w:numId w:val="3"/>
+        </w:numPr>
+      </w:pPr>
+      <w:r>
+        <w:t>January 2019: Freshman Year</w:t>
       </w:r>
     </w:p>
     <w:p/>
     <w:p>
       <w:r>
-        <w:t>Shit to do:</w:t>
-      </w:r>
-    </w:p>
-    <w:p>
-      <w:pPr>
-        <w:pStyle w:val="ListParagraph"/>
-        <w:numPr>
-          <w:ilvl w:val="0"/>
-          <w:numId w:val="1"/>
-        </w:numPr>
-      </w:pPr>
-      <w:r>
-        <w:t>Dropdown Menu</w:t>
-      </w:r>
-    </w:p>
-    <w:p>
-      <w:pPr>
-        <w:pStyle w:val="ListParagraph"/>
-        <w:numPr>
-          <w:ilvl w:val="0"/>
-          <w:numId w:val="1"/>
-        </w:numPr>
-      </w:pPr>
-      <w:r>
-        <w:t>About Me Page</w:t>
-      </w:r>
-      <w:r>
-        <w:t xml:space="preserve"> (Needs photo, button formatting, completed</w:t>
-      </w:r>
-      <w:r>
-        <w:t xml:space="preserve"> </w:t>
-      </w:r>
-      <w:bookmarkStart w:id="0" w:name="_GoBack"/>
-      <w:bookmarkEnd w:id="0"/>
-      <w:r>
-        <w:t xml:space="preserve"> dropdown</w:t>
-      </w:r>
-    </w:p>
-    <w:p>
-      <w:pPr>
-        <w:pStyle w:val="ListParagraph"/>
-        <w:numPr>
-          <w:ilvl w:val="0"/>
-          <w:numId w:val="1"/>
-        </w:numPr>
-      </w:pPr>
-      <w:r>
-        <w:t>Dropdown Menus</w:t>
-      </w:r>
-    </w:p>
-    <w:p>
-      <w:pPr>
-        <w:pStyle w:val="ListParagraph"/>
-        <w:numPr>
-          <w:ilvl w:val="0"/>
-          <w:numId w:val="1"/>
-        </w:numPr>
-      </w:pPr>
-      <w:r>
-        <w:t>Contact Me Page</w:t>
-      </w:r>
-    </w:p>
-    <w:p>
-      <w:pPr>
-        <w:pStyle w:val="ListParagraph"/>
-        <w:numPr>
-          <w:ilvl w:val="0"/>
-          <w:numId w:val="1"/>
-        </w:numPr>
-      </w:pPr>
-      <w:r>
-        <w:t>Nav Pages</w:t>
-      </w:r>
-    </w:p>
-    <w:p>
-      <w:pPr>
-        <w:pStyle w:val="ListParagraph"/>
-        <w:numPr>
-          <w:ilvl w:val="0"/>
-          <w:numId w:val="1"/>
-        </w:numPr>
-      </w:pPr>
-      <w:r>
-        <w:t>Content Pages</w:t>
-      </w:r>
-    </w:p>
-    <w:p>
-      <w:pPr>
-        <w:pStyle w:val="ListParagraph"/>
-        <w:numPr>
-          <w:ilvl w:val="0"/>
-          <w:numId w:val="1"/>
-        </w:numPr>
-      </w:pPr>
-      <w:r>
-        <w:t>Resume Page</w:t>
-      </w:r>
-    </w:p>
-    <w:p>
-      <w:r>
-        <w:t>Section Content</w:t>
-      </w:r>
-    </w:p>
-    <w:p>
-      <w:r>
-        <w:t>Data Viz</w:t>
-      </w:r>
-    </w:p>
-    <w:p>
-      <w:pPr>
-        <w:pStyle w:val="ListParagraph"/>
-        <w:numPr>
-          <w:ilvl w:val="0"/>
-          <w:numId w:val="2"/>
-        </w:numPr>
-      </w:pPr>
-      <w:r>
-        <w:t>Bestselling albums</w:t>
-      </w:r>
-    </w:p>
-    <w:p>
-      <w:pPr>
-        <w:pStyle w:val="ListParagraph"/>
-        <w:numPr>
-          <w:ilvl w:val="0"/>
-          <w:numId w:val="2"/>
-        </w:numPr>
-      </w:pPr>
-      <w:r>
-        <w:t>Lupus</w:t>
-      </w:r>
-    </w:p>
-    <w:p>
-      <w:pPr>
-        <w:pStyle w:val="ListParagraph"/>
-        <w:numPr>
-          <w:ilvl w:val="0"/>
-          <w:numId w:val="2"/>
-        </w:numPr>
-      </w:pPr>
-      <w:r>
-        <w:t>Endangered Species</w:t>
-      </w:r>
-    </w:p>
-    <w:p>
-      <w:pPr>
-        <w:pStyle w:val="ListParagraph"/>
-        <w:numPr>
-          <w:ilvl w:val="0"/>
-          <w:numId w:val="2"/>
-        </w:numPr>
-      </w:pPr>
-      <w:r>
-        <w:t>IMBD Dashboards</w:t>
-      </w:r>
-    </w:p>
-    <w:p>
-      <w:pPr>
-        <w:pStyle w:val="ListParagraph"/>
-        <w:numPr>
-          <w:ilvl w:val="0"/>
-          <w:numId w:val="2"/>
-        </w:numPr>
-      </w:pPr>
-      <w:r>
-        <w:t>Meteor Impacts</w:t>
-      </w:r>
-    </w:p>
-    <w:p>
-      <w:pPr>
-        <w:pStyle w:val="ListParagraph"/>
-        <w:numPr>
-          <w:ilvl w:val="0"/>
-          <w:numId w:val="2"/>
-        </w:numPr>
-      </w:pPr>
-      <w:r>
-        <w:t>UPS Financial Dashboards</w:t>
-      </w:r>
-    </w:p>
-    <w:p>
-      <w:pPr>
-        <w:pStyle w:val="ListParagraph"/>
-        <w:numPr>
-          <w:ilvl w:val="0"/>
-          <w:numId w:val="2"/>
-        </w:numPr>
-      </w:pPr>
-      <w:r>
-        <w:t>UPS Package Unload</w:t>
-      </w:r>
-    </w:p>
-    <w:p>
-      <w:pPr>
-        <w:pStyle w:val="ListParagraph"/>
-        <w:numPr>
-          <w:ilvl w:val="0"/>
-          <w:numId w:val="2"/>
-        </w:numPr>
-      </w:pPr>
-      <w:r>
-        <w:t>Top 10 Directors</w:t>
-      </w:r>
-    </w:p>
-    <w:p>
-      <w:r>
-        <w:t>3D Modeling</w:t>
-      </w:r>
-    </w:p>
-    <w:p>
-      <w:pPr>
-        <w:pStyle w:val="ListParagraph"/>
-        <w:numPr>
-          <w:ilvl w:val="0"/>
-          <w:numId w:val="3"/>
-        </w:numPr>
-      </w:pPr>
-      <w:r>
-        <w:t>3D Rendered Kitchen</w:t>
-      </w:r>
-    </w:p>
-    <w:p>
-      <w:pPr>
-        <w:pStyle w:val="ListParagraph"/>
-        <w:numPr>
-          <w:ilvl w:val="0"/>
-          <w:numId w:val="3"/>
-        </w:numPr>
-      </w:pPr>
-      <w:r>
-        <w:t>Telephone</w:t>
-      </w:r>
-    </w:p>
-    <w:p>
-      <w:pPr>
-        <w:pStyle w:val="ListParagraph"/>
-        <w:numPr>
-          <w:ilvl w:val="0"/>
-          <w:numId w:val="3"/>
-        </w:numPr>
-      </w:pPr>
-      <w:r>
-        <w:t>Child’s Bathroom</w:t>
-      </w:r>
-    </w:p>
-    <w:p>
-      <w:pPr>
-        <w:pStyle w:val="ListParagraph"/>
-        <w:numPr>
-          <w:ilvl w:val="0"/>
-          <w:numId w:val="3"/>
-        </w:numPr>
-      </w:pPr>
-      <w:r>
-        <w:t>“</w:t>
-      </w:r>
-      <w:proofErr w:type="spellStart"/>
-      <w:r>
-        <w:t>Pot”ted</w:t>
-      </w:r>
-      <w:proofErr w:type="spellEnd"/>
-      <w:r>
-        <w:t xml:space="preserve"> Tomato Plant</w:t>
-      </w:r>
-    </w:p>
-    <w:p>
-      <w:pPr>
-        <w:pStyle w:val="ListParagraph"/>
-        <w:numPr>
-          <w:ilvl w:val="0"/>
-          <w:numId w:val="3"/>
-        </w:numPr>
-      </w:pPr>
-      <w:r>
-        <w:t>Death Character Model</w:t>
-      </w:r>
-    </w:p>
-    <w:p>
-      <w:pPr>
-        <w:pStyle w:val="ListParagraph"/>
-        <w:numPr>
-          <w:ilvl w:val="0"/>
-          <w:numId w:val="3"/>
-        </w:numPr>
-      </w:pPr>
-      <w:r>
-        <w:t>Lincoln Memorial</w:t>
-      </w:r>
-    </w:p>
-    <w:p/>
-    <w:p>
-      <w:r>
         <w:t>Publications</w:t>
       </w:r>
     </w:p>
@@ -363,6 +528,24 @@
       <w:r>
         <w:t>Lupus Poster</w:t>
       </w:r>
+    </w:p>
+    <w:p>
+      <w:pPr>
+        <w:pStyle w:val="ListParagraph"/>
+        <w:numPr>
+          <w:ilvl w:val="1"/>
+          <w:numId w:val="4"/>
+        </w:numPr>
+      </w:pPr>
+      <w:r>
+        <w:t>January-March 2020: Sophomore Year</w:t>
+      </w:r>
+    </w:p>
+    <w:p>
+      <w:pPr>
+        <w:pStyle w:val="ListParagraph"/>
+        <w:ind w:left="1800"/>
+      </w:pPr>
     </w:p>
     <w:sectPr>
       <w:pgSz w:w="12240" w:h="15840"/>
@@ -504,7 +687,7 @@
         <w:rFonts w:hint="default"/>
       </w:rPr>
     </w:lvl>
-    <w:lvl w:ilvl="1" w:tplc="04090019" w:tentative="1">
+    <w:lvl w:ilvl="1" w:tplc="04090019">
       <w:start w:val="1"/>
       <w:numFmt w:val="lowerLetter"/>
       <w:lvlText w:val="%2."/>
@@ -593,7 +776,7 @@
         <w:rFonts w:hint="default"/>
       </w:rPr>
     </w:lvl>
-    <w:lvl w:ilvl="1" w:tplc="04090019" w:tentative="1">
+    <w:lvl w:ilvl="1" w:tplc="04090019">
       <w:start w:val="1"/>
       <w:numFmt w:val="lowerLetter"/>
       <w:lvlText w:val="%2."/>
@@ -682,7 +865,7 @@
         <w:rFonts w:hint="default"/>
       </w:rPr>
     </w:lvl>
-    <w:lvl w:ilvl="1" w:tplc="04090019" w:tentative="1">
+    <w:lvl w:ilvl="1" w:tplc="04090019">
       <w:start w:val="1"/>
       <w:numFmt w:val="lowerLetter"/>
       <w:lvlText w:val="%2."/>

--- a/Notes.docx
+++ b/Notes.docx
@@ -2,9 +2,10 @@
 <file path=word/document.xml><?xml version="1.0" encoding="utf-8"?>
 <w:document xmlns:wpc="http://schemas.microsoft.com/office/word/2010/wordprocessingCanvas" xmlns:cx="http://schemas.microsoft.com/office/drawing/2014/chartex" xmlns:cx1="http://schemas.microsoft.com/office/drawing/2015/9/8/chartex" xmlns:cx2="http://schemas.microsoft.com/office/drawing/2015/10/21/chartex" xmlns:cx3="http://schemas.microsoft.com/office/drawing/2016/5/9/chartex" xmlns:cx4="http://schemas.microsoft.com/office/drawing/2016/5/10/chartex" xmlns:cx5="http://schemas.microsoft.com/office/drawing/2016/5/11/chartex" xmlns:cx6="http://schemas.microsoft.com/office/drawing/2016/5/12/chartex" xmlns:cx7="http://schemas.microsoft.com/office/drawing/2016/5/13/chartex" xmlns:cx8="http://schemas.microsoft.com/office/drawing/2016/5/14/chartex" xmlns:mc="http://schemas.openxmlformats.org/markup-compatibility/2006" xmlns:aink="http://schemas.microsoft.com/office/drawing/2016/ink" xmlns:am3d="http://schemas.microsoft.com/office/drawing/2017/model3d" xmlns:o="urn:schemas-microsoft-com:office:office" xmlns:r="http://schemas.openxmlformats.org/officeDocument/2006/relationships" xmlns:m="http://schemas.openxmlformats.org/officeDocument/2006/math" xmlns:v="urn:schemas-microsoft-com:vml" xmlns:wp14="http://schemas.microsoft.com/office/word/2010/wordprocessingDrawing" xmlns:wp="http://schemas.openxmlformats.org/drawingml/2006/wordprocessingDrawing" xmlns:w10="urn:schemas-microsoft-com:office:word" xmlns:w="http://schemas.openxmlformats.org/wordprocessingml/2006/main" xmlns:w14="http://schemas.microsoft.com/office/word/2010/wordml" xmlns:w15="http://schemas.microsoft.com/office/word/2012/wordml" xmlns:w16cid="http://schemas.microsoft.com/office/word/2016/wordml/cid" xmlns:w16se="http://schemas.microsoft.com/office/word/2015/wordml/symex" xmlns:wpg="http://schemas.microsoft.com/office/word/2010/wordprocessingGroup" xmlns:wpi="http://schemas.microsoft.com/office/word/2010/wordprocessingInk" xmlns:wne="http://schemas.microsoft.com/office/word/2006/wordml" xmlns:wps="http://schemas.microsoft.com/office/word/2010/wordprocessingShape" mc:Ignorable="w14 w15 w16se w16cid wp14">
   <w:body>
-    <w:p>
-      <w:r>
-        <w:t xml:space="preserve"> </w:t>
+    <w:p/>
+    <w:p>
+      <w:r>
+        <w:t>Shit to do:</w:t>
       </w:r>
     </w:p>
     <w:p>
@@ -16,13 +17,8 @@
         </w:numPr>
       </w:pPr>
       <w:r>
-        <w:t xml:space="preserve">Change publication </w:t>
-      </w:r>
-      <w:proofErr w:type="gramStart"/>
-      <w:r>
-        <w:t>to ????</w:t>
-      </w:r>
-      <w:proofErr w:type="gramEnd"/>
+        <w:t>Content Pages</w:t>
+      </w:r>
     </w:p>
     <w:p>
       <w:pPr>
@@ -33,7 +29,7 @@
         </w:numPr>
       </w:pPr>
       <w:r>
-        <w:t>Create dropdown menu, where pages that only have one link only show themselves</w:t>
+        <w:t>Resume Page</w:t>
       </w:r>
     </w:p>
     <w:p>
@@ -45,16 +41,7 @@
         </w:numPr>
       </w:pPr>
       <w:r>
-        <w:t>Remake Logo to Fit Color Scheme</w:t>
-      </w:r>
-      <w:r>
-        <w:t xml:space="preserve"> (done but need something better)</w:t>
-      </w:r>
-    </w:p>
-    <w:p/>
-    <w:p>
-      <w:r>
-        <w:t>Shit to do:</w:t>
+        <w:t>Fix photo height on index</w:t>
       </w:r>
     </w:p>
     <w:p>
@@ -66,76 +53,12 @@
         </w:numPr>
       </w:pPr>
       <w:r>
-        <w:t>Dropdown Menu</w:t>
-      </w:r>
-    </w:p>
-    <w:p>
-      <w:pPr>
-        <w:pStyle w:val="ListParagraph"/>
-        <w:numPr>
-          <w:ilvl w:val="0"/>
-          <w:numId w:val="1"/>
-        </w:numPr>
-      </w:pPr>
-      <w:r>
-        <w:t>About Me Page</w:t>
-      </w:r>
-      <w:r>
-        <w:t xml:space="preserve"> (Needs photo, button formatting, </w:t>
-      </w:r>
-      <w:r>
-        <w:t>completed dropdown)</w:t>
-      </w:r>
-    </w:p>
-    <w:p>
-      <w:pPr>
-        <w:pStyle w:val="ListParagraph"/>
-        <w:numPr>
-          <w:ilvl w:val="0"/>
-          <w:numId w:val="1"/>
-        </w:numPr>
-      </w:pPr>
-      <w:r>
-        <w:t>Dropdown Menus</w:t>
-      </w:r>
-    </w:p>
-    <w:p>
-      <w:pPr>
-        <w:pStyle w:val="ListParagraph"/>
-        <w:numPr>
-          <w:ilvl w:val="0"/>
-          <w:numId w:val="1"/>
-        </w:numPr>
-      </w:pPr>
-      <w:r>
-        <w:t>Nav Pages</w:t>
-      </w:r>
-    </w:p>
-    <w:p>
-      <w:pPr>
-        <w:pStyle w:val="ListParagraph"/>
-        <w:numPr>
-          <w:ilvl w:val="0"/>
-          <w:numId w:val="1"/>
-        </w:numPr>
-      </w:pPr>
-      <w:r>
-        <w:t>Content Pages</w:t>
-      </w:r>
-    </w:p>
-    <w:p>
-      <w:pPr>
-        <w:pStyle w:val="ListParagraph"/>
-        <w:numPr>
-          <w:ilvl w:val="0"/>
-          <w:numId w:val="1"/>
-        </w:numPr>
-      </w:pPr>
-      <w:r>
-        <w:t>Resume Page</w:t>
-      </w:r>
-    </w:p>
-    <w:p>
+        <w:t>Center bar on content pages</w:t>
+      </w:r>
+    </w:p>
+    <w:p>
+      <w:bookmarkStart w:id="0" w:name="_GoBack"/>
+      <w:bookmarkEnd w:id="0"/>
       <w:r>
         <w:t>Section Content</w:t>
       </w:r>
@@ -422,22 +345,18 @@
           <w:numId w:val="3"/>
         </w:numPr>
       </w:pPr>
-      <w:bookmarkStart w:id="0" w:name="_GoBack"/>
       <w:r>
         <w:t>“</w:t>
       </w:r>
-      <w:proofErr w:type="spellStart"/>
       <w:proofErr w:type="gramStart"/>
       <w:r>
         <w:t>Pot”ted</w:t>
       </w:r>
-      <w:proofErr w:type="spellEnd"/>
       <w:proofErr w:type="gramEnd"/>
       <w:r>
         <w:t xml:space="preserve"> Tomato Plant</w:t>
       </w:r>
     </w:p>
-    <w:bookmarkEnd w:id="0"/>
     <w:p>
       <w:pPr>
         <w:pStyle w:val="ListParagraph"/>
@@ -459,7 +378,6 @@
         </w:numPr>
       </w:pPr>
       <w:r>
-        <w:lastRenderedPageBreak/>
         <w:t>Death Character Model</w:t>
       </w:r>
     </w:p>
@@ -514,6 +432,7 @@
         </w:numPr>
       </w:pPr>
       <w:r>
+        <w:lastRenderedPageBreak/>
         <w:t>Education Paper (October)</w:t>
       </w:r>
     </w:p>
